--- a/docs/《商业数据分析》期末大论文.docx
+++ b/docs/《商业数据分析》期末大论文.docx
@@ -46,7 +46,7 @@
           <w:color w:val="000000"/>
           <w:sz w:val="21"/>
         </w:rPr>
-        <w:t>专业班级：（请填写）</w:t>
+        <w:t>专业班级：数据科学与大数据技术 大数据241班</w:t>
       </w:r>
     </w:p>
     <w:p>
@@ -60,7 +60,7 @@
           <w:color w:val="000000"/>
           <w:sz w:val="21"/>
         </w:rPr>
-        <w:t>学　　号：（请填写）</w:t>
+        <w:t>学　　号：2024459985127</w:t>
       </w:r>
     </w:p>
     <w:p>
@@ -74,7 +74,7 @@
           <w:color w:val="000000"/>
           <w:sz w:val="21"/>
         </w:rPr>
-        <w:t>姓　　名：（请填写）</w:t>
+        <w:t>姓　　名：秦子睿</w:t>
       </w:r>
     </w:p>
     <w:p>
@@ -571,7 +571,7 @@
           <w:color w:val="000000"/>
           <w:sz w:val="21"/>
         </w:rPr>
-        <w:t>（请填写）</w:t>
+        <w:t>秦子睿</w:t>
       </w:r>
     </w:p>
     <w:p>
